--- a/az/scientists/CV/Word/Karimova_Sevda_CV_AZ.docx
+++ b/az/scientists/CV/Word/Karimova_Sevda_CV_AZ.docx
@@ -439,7 +439,7 @@
           <w:sz w:val="21"/>
           <w:szCs w:val="21"/>
         </w:rPr>
-        <w:t>Sevda Kərimova Vice Versa Consulting Ltd.-də tibbi hüquq üzrə məsləhətçidir. 2009–2014-cü illərdə Naxçıvan Dövlət Universitetində hüquq üzrə bakalavr dərəcəsi, fərqlənmə diplomu ilə, 2014–2016-cı illərdə Bakı Dövlət Universitetində transmilli cinayət hüququ üzrə hüquq magistri dərəcəsi alıb. 2017–2020-ci illərdə AMEA-nın Hüquq və İnsan Hüquqları İnstitutunda bioetika və cinayət hüququ üzrə doktorant olub. CV-də dissertasiya müdafiəsinin Bakı Dövlət Universitetinə köçürüldüyü yazılıb. Mövzu cinayət hüququnda yaşamaq və sağlamlıq hüququnun bioetik aspektləridir. Bioetika və tibbi hüquq tədris edib, TƏBİB-də və Hacettepe Universitetinin Bioetika Mərkəzində çalışıb.</w:t>
+        <w:t>Sevda Kərimova Vice Versa Consulting Ltd.-də tibbi hüquq üzrə məsləhətçidir. 2009–2014-cü illərdə Naxçıvan Dövlət Universitetində hüquq üzrə bakalavr dərəcəsi, fərqlənmə diplomu ilə, 2014–2016-cı illərdə Bakı Dövlət Universitetində transmilli cinayət hüququ üzrə hüquq magistri dərəcəsi alıb. 2017–2020-ci illərdə AMEA-nın Hüquq və İnsan Hüquqları İnstitutunda bioetika və cinayət hüququ üzrə doktorant olub. dissertasiya müdafiəsinin Bakı Dövlət Universitetinə köçürüldüyü yazılıb. Mövzu cinayət hüququnda yaşamaq və sağlamlıq hüququnun bioetik aspektləridir. Bioetika və tibbi hüquq tədris edib, TƏBİB-də və Hacettepe Universitetinin Bioetika Mərkəzində çalışıb.</w:t>
       </w:r>
     </w:p>
     <w:p>
